--- a/IET_Communications_Submission/01_Manuscript_IET_Communications_v2.docx
+++ b/IET_Communications_Submission/01_Manuscript_IET_Communications_v2.docx
@@ -9698,7 +9698,7 @@
           <w:sz w:val="24"/>
           <w:szCs w:val="24"/>
         </w:rPr>
-        <w:t>Funding. No specific funding for this work. Conflicts. None declared. Author contributions. Hussain Touhid Siddiquee (correspondence: touhidsiddiqueeraj@gmail.com) performed 100% title/abstract screening, full-text eligibility review, charting, coding, formal analysis, and drafting; Md. Abul Malek Fahim independently reviewed and validated the coding decisions and all derived results, and both authors are in agreement with the reported findings; two independent verifiers performed corrective verification checks on a 22-record sample. Both authors read and approved the submitted manuscript. Data availability. The classified corpus (dataset_papers.csv), screening log, retrieval records, and analysis scripts accompany this submission as supplementary material and are openly available in the public research archive at https://github.com/touhidsiddiqueeraj-bit/Is-Wireless-Security-Ready-for-the-AI-Era-. Code availability. Coding and figure-generation scripts are included in the supplementary archive and rerun from the released dataset; check_consistency.py gates export. Ethics. Not applicable. AI use. AI assistance was limited to candidate pooling, prose drafting, and copy-editing; no screening, coding, counting, or verification decision was delegated to AI, and all counts were computed programmatically from the released dataset under human control (first-author coding; second-author validation; independent verifier sample; no blind κ claimed). Every record carries a resolvable identifier verified against Crossref, arXiv, ACM, or USENIX; no identifier was fabricated or shared. The authors take full responsibility for the content.</w:t>
+        <w:t>Funding. No specific funding for this work. Conflicts. None declared. Author contributions. Hussain Touhid Siddiquee (correspondence: touhidsiddiqueeraj@gmail.com) performed 100% title/abstract screening, full-text eligibility review, charting, coding, formal analysis, and drafting; Md. Abul Malek Fahim independently reviewed and validated the coding decisions and all derived results, and both authors are in agreement with the reported findings; two independent verifiers performed corrective verification checks on a 22-record sample. Both authors read and approved the submitted manuscript. Data availability. The classified corpus (dataset_papers.csv), screening log, retrieval records, and analysis scripts accompany this submission as supplementary material (scripts provided as .txt to meet the submission system’s file-type policy; rename to .py to run) and are openly available in the public research archive at https://github.com/touhidsiddiqueeraj-bit/Is-Wireless-Security-Ready-for-the-AI-Era-. Code availability. Coding and figure-generation scripts are included in the supplementary archive and rerun from the released dataset; check_consistency.py gates export. Ethics. Not applicable. AI use. AI assistance was limited to candidate pooling, prose drafting, and copy-editing; no screening, coding, counting, or verification decision was delegated to AI, and all counts were computed programmatically from the released dataset under human control (first-author coding; second-author validation; independent verifier sample; no blind κ claimed). Every record carries a resolvable identifier verified against Crossref, arXiv, ACM, or USENIX; no identifier was fabricated or shared. The authors take full responsibility for the content.</w:t>
       </w:r>
       <w:r>
         <w:rPr>
